--- a/word_reports/LP_0271_위치_495_Paul Mauriat_The Wonderfu.docx
+++ b/word_reports/LP_0271_위치_495_Paul Mauriat_The Wonderfu.docx
@@ -4,7 +4,7 @@
   <w:body>
     <w:p>
       <w:pPr>
-        <w:spacing w:after="280"/>
+        <w:spacing w:after="80"/>
       </w:pPr>
       <w:r>
         <w:rPr w:rFonts="맑은 고딕">
@@ -13,94 +13,47 @@
           <w:color w:val="1E3A8A"/>
           <w:sz w:val="30"/>
         </w:rPr>
-        <w:t>[495] Paul Mauriat - The Wonderful World of 'N' Blues</w:t>
+        <w:t>Paul Mauriat (폴 모리아) - The Wonderful World of 'N' Blues</w:t>
       </w:r>
     </w:p>
     <w:p>
       <w:pPr>
-        <w:spacing w:after="320"/>
+        <w:spacing w:after="240"/>
       </w:pPr>
       <w:r>
         <w:rPr w:rFonts="맑은 고딕">
           <w:rFonts w:ascii="맑은 고딕" w:hAnsi="맑은 고딕" w:eastAsia="맑은 고딕"/>
           <w:b/>
-          <w:sz w:val="20"/>
+          <w:color w:val="4B5563"/>
+          <w:sz w:val="22"/>
         </w:rPr>
-        <w:t>■ 위치 : 495</w:t>
-        <w:br/>
-      </w:r>
-      <w:r>
-        <w:rPr w:rFonts="맑은 고딕">
-          <w:rFonts w:ascii="맑은 고딕" w:hAnsi="맑은 고딕" w:eastAsia="맑은 고딕"/>
-          <w:b/>
-          <w:sz w:val="20"/>
-        </w:rPr>
-        <w:t>■ 아티스트 : Paul Mauriat</w:t>
-        <w:br/>
-      </w:r>
-      <w:r>
-        <w:rPr w:rFonts="맑은 고딕">
-          <w:rFonts w:ascii="맑은 고딕" w:hAnsi="맑은 고딕" w:eastAsia="맑은 고딕"/>
-          <w:b/>
-          <w:sz w:val="20"/>
-        </w:rPr>
-        <w:t>■ 앨범명 : The Wonderful World of 'N' Blues</w:t>
-        <w:br/>
-      </w:r>
-      <w:r>
-        <w:rPr w:rFonts="맑은 고딕">
-          <w:rFonts w:ascii="맑은 고딕" w:hAnsi="맑은 고딕" w:eastAsia="맑은 고딕"/>
-          <w:b w:val="0"/>
-          <w:sz w:val="20"/>
-        </w:rPr>
-        <w:t>■ 음반 레이블 : Philips</w:t>
-        <w:br/>
-      </w:r>
-      <w:r>
-        <w:rPr w:rFonts="맑은 고딕">
-          <w:rFonts w:ascii="맑은 고딕" w:hAnsi="맑은 고딕" w:eastAsia="맑은 고딕"/>
-          <w:b w:val="0"/>
-          <w:sz w:val="20"/>
-        </w:rPr>
-        <w:t>■ 발매년도 : 1971</w:t>
-        <w:br/>
-      </w:r>
-      <w:r>
-        <w:rPr w:rFonts="맑은 고딕">
-          <w:rFonts w:ascii="맑은 고딕" w:hAnsi="맑은 고딕" w:eastAsia="맑은 고딕"/>
-          <w:b w:val="0"/>
-          <w:sz w:val="20"/>
-        </w:rPr>
-        <w:t>■ 장르 : 이지 리스닝 (Easy Listening), 오케스트라 팝 (Orchestral Pop)</w:t>
-        <w:br/>
-      </w:r>
-      <w:r>
-        <w:rPr w:rFonts="맑은 고딕">
-          <w:rFonts w:ascii="맑은 고딕" w:hAnsi="맑은 고딕" w:eastAsia="맑은 고딕"/>
-          <w:b w:val="0"/>
-          <w:sz w:val="20"/>
-        </w:rPr>
-        <w:t>■ 주요 수록곡 : 1. Respect</w:t>
-        <w:br/>
+        <w:t>위치 :  495</w:t>
       </w:r>
     </w:p>
     <w:p>
       <w:pPr>
-        <w:spacing w:after="160"/>
+        <w:spacing w:line="324" w:lineRule="auto" w:before="80" w:after="160"/>
       </w:pPr>
       <w:r>
         <w:rPr w:rFonts="맑은 고딕">
           <w:rFonts w:ascii="맑은 고딕" w:hAnsi="맑은 고딕" w:eastAsia="맑은 고딕"/>
           <w:b/>
           <w:color w:val="1F2937"/>
-          <w:sz w:val="24"/>
+          <w:sz w:val="22"/>
         </w:rPr>
-        <w:t>■ 음반 해설 및 감상 가이드</w:t>
+        <w:t xml:space="preserve">[음반 소개] </w:t>
+      </w:r>
+      <w:r>
+        <w:rPr w:rFonts="맑은 고딕">
+          <w:rFonts w:ascii="맑은 고딕" w:hAnsi="맑은 고딕" w:eastAsia="맑은 고딕"/>
+          <w:b w:val="0"/>
+          <w:sz w:val="21"/>
+        </w:rPr>
       </w:r>
     </w:p>
     <w:p>
       <w:pPr>
-        <w:spacing w:line="312" w:lineRule="auto" w:after="120"/>
+        <w:spacing w:line="324" w:lineRule="auto" w:after="120"/>
       </w:pPr>
       <w:r>
         <w:rPr w:rFonts="맑은 고딕">
@@ -108,51 +61,516 @@
           <w:b w:val="0"/>
           <w:sz w:val="21"/>
         </w:rPr>
-        <w:t>프렌치 이지 리스닝의 거장 폴 모리아(Paul Mauriat)가 1970년대 초반 선보인 이 음반은, 미국 흑인 음악의 정수인 리듬 앤 블루스(R&amp;B)와 소울 음악을 특유의 세련된 오케스트레이션으로 승화시킨 명작입니다. 거칠고 뜨거운 원곡의 에너지를 폴 모리아만의 우아함과 프랑스적 감성으로 재해석하여, 대중성과 예술성을 동반한 격조 높은 연주 음악의 정수를 보여줍니다.</w:t>
+        <w:t>폴 모리아의 유려한 프렌치 오케스트레이션이 흑인 음악 특유의 짙은 서정과 블루스의 영혼을 만났을 때 탄생한 매혹적인 명반입니다. 이지리스닝의 거장이 빚어낸 눈부신 현악 선율과 감각적인 리듬의 배합은 거칠고 깊은 블루스의 음영을 더없이 우아하고 세련된 빛으로 정제해 냅니다. 시대를 초월하여 사랑받는 멜로디의 결을 따라 흐르는 낭만과 그루브는 듣는 이의 마음을 단숨에 사로잡으며 아련한 감정의 파동을 일으킵니다. 대중음악의 다채로운 스펙트럼을 격조 높은 관현악의 언어로 번안해 낸 이 음반은 반세기가 흐른 오늘날에도 찬연한 음악적 축복으로 다가옵니다.</w:t>
       </w:r>
     </w:p>
     <w:p>
       <w:pPr>
-        <w:spacing w:line="312" w:lineRule="auto" w:after="120"/>
+        <w:spacing w:line="324" w:lineRule="auto" w:before="200" w:after="80"/>
       </w:pPr>
+      <w:r>
+        <w:rPr w:rFonts="맑은 고딕">
+          <w:rFonts w:ascii="맑은 고딕" w:hAnsi="맑은 고딕" w:eastAsia="맑은 고딕"/>
+          <w:b/>
+          <w:color w:val="1E3A8A"/>
+          <w:sz w:val="24"/>
+        </w:rPr>
+        <w:t>1. 음반 데이터</w:t>
+      </w:r>
+    </w:p>
+    <w:p>
+      <w:pPr>
+        <w:spacing w:line="324" w:lineRule="auto" w:after="80"/>
+      </w:pPr>
+      <w:r>
+        <w:rPr w:rFonts="맑은 고딕">
+          <w:rFonts w:ascii="맑은 고딕" w:hAnsi="맑은 고딕" w:eastAsia="맑은 고딕"/>
+          <w:b w:val="0"/>
+          <w:color w:val="6B7280"/>
+          <w:sz w:val="21"/>
+        </w:rPr>
+        <w:t xml:space="preserve">· </w:t>
+      </w:r>
+      <w:r>
+        <w:rPr w:rFonts="맑은 고딕">
+          <w:rFonts w:ascii="맑은 고딕" w:hAnsi="맑은 고딕" w:eastAsia="맑은 고딕"/>
+          <w:b/>
+          <w:color w:val="1F2937"/>
+          <w:sz w:val="21"/>
+        </w:rPr>
+        <w:t xml:space="preserve">앨범명: </w:t>
+      </w:r>
       <w:r>
         <w:rPr w:rFonts="맑은 고딕">
           <w:rFonts w:ascii="맑은 고딕" w:hAnsi="맑은 고딕" w:eastAsia="맑은 고딕"/>
           <w:b w:val="0"/>
           <w:sz w:val="21"/>
         </w:rPr>
-        <w:t>음악적으로 이 앨범은 다이내믹한 브라스 세션과 감미로운 스트링 선율의 유기적인 조화가 단연 돋보입니다. 원곡들이 지닌 고유의 리듬감과 그루브를 유연하게 살려내면서도, 투명하고 맑은 고음역대의 현악 편곡을 통해 연주곡이 가질 수 있는 극상의 화려함을 더했습니다. 폴 모리아 악단 특유의 정교한 디테일과 치밀한 구성을 통해 각 트랙은 원곡과는 또 다른 차원의 고풍스러운 매력을 발산합니다.</w:t>
+        <w:t>The Wonderful World of 'N' Blues</w:t>
       </w:r>
     </w:p>
     <w:p>
       <w:pPr>
-        <w:spacing w:line="312" w:lineRule="auto" w:after="120"/>
+        <w:spacing w:line="324" w:lineRule="auto" w:after="80"/>
       </w:pPr>
+      <w:r>
+        <w:rPr w:rFonts="맑은 고딕">
+          <w:rFonts w:ascii="맑은 고딕" w:hAnsi="맑은 고딕" w:eastAsia="맑은 고딕"/>
+          <w:b w:val="0"/>
+          <w:color w:val="6B7280"/>
+          <w:sz w:val="21"/>
+        </w:rPr>
+        <w:t xml:space="preserve">· </w:t>
+      </w:r>
+      <w:r>
+        <w:rPr w:rFonts="맑은 고딕">
+          <w:rFonts w:ascii="맑은 고딕" w:hAnsi="맑은 고딕" w:eastAsia="맑은 고딕"/>
+          <w:b/>
+          <w:color w:val="1F2937"/>
+          <w:sz w:val="21"/>
+        </w:rPr>
+        <w:t xml:space="preserve">아티스트: </w:t>
+      </w:r>
       <w:r>
         <w:rPr w:rFonts="맑은 고딕">
           <w:rFonts w:ascii="맑은 고딕" w:hAnsi="맑은 고딕" w:eastAsia="맑은 고딕"/>
           <w:b w:val="0"/>
           <w:sz w:val="21"/>
         </w:rPr>
-        <w:t>수록곡 가운데 아레사 프랭클린의 명곡을 웅장하고 입체적인 오케스트라 사운드로 탈바꿈시킨 &lt;Respect&gt;와, 흑인 영가의 깊은 울림을 고혹적인 스트링으로 펼쳐낸 &lt;Bridge Over Troubled Water&gt;는 앨범의 하이라이트입니다. 또한 남부 블루스의 감성을 품격 있게 정제한 &lt;Georgia On My Mind&gt;는 폴 모리아가 왜 '음의 마술사'라 불리는지를 명확히 증명해 줍니다.</w:t>
+        <w:t>Paul Mauriat (폴 모리아)</w:t>
       </w:r>
     </w:p>
     <w:p>
       <w:pPr>
-        <w:spacing w:line="312" w:lineRule="auto" w:after="120"/>
+        <w:spacing w:line="324" w:lineRule="auto" w:after="80"/>
       </w:pPr>
+      <w:r>
+        <w:rPr w:rFonts="맑은 고딕">
+          <w:rFonts w:ascii="맑은 고딕" w:hAnsi="맑은 고딕" w:eastAsia="맑은 고딕"/>
+          <w:b w:val="0"/>
+          <w:color w:val="6B7280"/>
+          <w:sz w:val="21"/>
+        </w:rPr>
+        <w:t xml:space="preserve">· </w:t>
+      </w:r>
+      <w:r>
+        <w:rPr w:rFonts="맑은 고딕">
+          <w:rFonts w:ascii="맑은 고딕" w:hAnsi="맑은 고딕" w:eastAsia="맑은 고딕"/>
+          <w:b/>
+          <w:color w:val="1F2937"/>
+          <w:sz w:val="21"/>
+        </w:rPr>
+        <w:t xml:space="preserve">발매 정보: </w:t>
+      </w:r>
       <w:r>
         <w:rPr w:rFonts="맑은 고딕">
           <w:rFonts w:ascii="맑은 고딕" w:hAnsi="맑은 고딕" w:eastAsia="맑은 고딕"/>
           <w:b w:val="0"/>
           <w:sz w:val="21"/>
         </w:rPr>
-        <w:t>아날로그 LP로 감상할 때 이 음반은 풍성한 관현악의 레이어와 아날로그 특유의 온기 있는 음색이 어우러져 더욱 독보적인 감흥을 전합니다. 대중음악의 위대한 유산들을 거대한 오케스트라의 화폭 위에 품격 있게 그려낸 이 앨범은, 폴 모리아 디스코그래피 중에서도 시대의 경계를 넘어선 감각적 수작으로 평가받기에 부족함이 없습니다.</w:t>
+        <w:t>1960년대 후반에서 70년대 초반, 세계적인 음반사 필립스(Philips)를 통해 발매된 음반으로, 전통적인 리듬 앤 블루스와 소울 음악의 정수를 폴 모리아 특유의 섬세한 프렌치 팝 관현악 스타일로 재해석하여 선보인 기념비적 기획반입니다.</w:t>
+      </w:r>
+    </w:p>
+    <w:p>
+      <w:pPr>
+        <w:spacing w:line="324" w:lineRule="auto" w:after="80"/>
+      </w:pPr>
+      <w:r>
+        <w:rPr w:rFonts="맑은 고딕">
+          <w:rFonts w:ascii="맑은 고딕" w:hAnsi="맑은 고딕" w:eastAsia="맑은 고딕"/>
+          <w:b w:val="0"/>
+          <w:color w:val="6B7280"/>
+          <w:sz w:val="21"/>
+        </w:rPr>
+        <w:t xml:space="preserve">· </w:t>
+      </w:r>
+      <w:r>
+        <w:rPr w:rFonts="맑은 고딕">
+          <w:rFonts w:ascii="맑은 고딕" w:hAnsi="맑은 고딕" w:eastAsia="맑은 고딕"/>
+          <w:b/>
+          <w:color w:val="1F2937"/>
+          <w:sz w:val="21"/>
+        </w:rPr>
+        <w:t xml:space="preserve">LP 인기도(판매량): </w:t>
+      </w:r>
+      <w:r>
+        <w:rPr w:rFonts="맑은 고딕">
+          <w:rFonts w:ascii="맑은 고딕" w:hAnsi="맑은 고딕" w:eastAsia="맑은 고딕"/>
+          <w:b w:val="0"/>
+          <w:sz w:val="21"/>
+        </w:rPr>
+        <w:t>발매 직후 유럽 전역과 일본, 한국을 위시한 아시아 시장에서 폭발적인 반향을 일으켰으며, 이지리스닝 연주 음반으로서는 이례적으로 장기간 베스트셀러 자리를 지키며 골드 디스크를 기록하는 등 상업적으로도 눈부신 성공을 거두었습니다.</w:t>
+      </w:r>
+    </w:p>
+    <w:p>
+      <w:pPr>
+        <w:spacing w:line="324" w:lineRule="auto" w:after="80"/>
+      </w:pPr>
+      <w:r>
+        <w:rPr w:rFonts="맑은 고딕">
+          <w:rFonts w:ascii="맑은 고딕" w:hAnsi="맑은 고딕" w:eastAsia="맑은 고딕"/>
+          <w:b w:val="0"/>
+          <w:color w:val="6B7280"/>
+          <w:sz w:val="21"/>
+        </w:rPr>
+        <w:t xml:space="preserve">· </w:t>
+      </w:r>
+      <w:r>
+        <w:rPr w:rFonts="맑은 고딕">
+          <w:rFonts w:ascii="맑은 고딕" w:hAnsi="맑은 고딕" w:eastAsia="맑은 고딕"/>
+          <w:b/>
+          <w:color w:val="1F2937"/>
+          <w:sz w:val="21"/>
+        </w:rPr>
+        <w:t xml:space="preserve">각종 수상경력: </w:t>
+      </w:r>
+      <w:r>
+        <w:rPr w:rFonts="맑은 고딕">
+          <w:rFonts w:ascii="맑은 고딕" w:hAnsi="맑은 고딕" w:eastAsia="맑은 고딕"/>
+          <w:b w:val="0"/>
+          <w:sz w:val="21"/>
+        </w:rPr>
+        <w:t>프랑스 음반 아카데미의 예술적 찬사를 비롯하여 세계 유수의 음반 협회로부터 다수의 플래티넘 및 골드 레코드 인증을 받으며, 대중성과 음악성을 완벽히 겸비한 정상의 오케스트라 사운드로 공인받았습니다.</w:t>
+      </w:r>
+    </w:p>
+    <w:p>
+      <w:pPr>
+        <w:spacing w:line="324" w:lineRule="auto" w:before="200" w:after="80"/>
+      </w:pPr>
+      <w:r>
+        <w:rPr w:rFonts="맑은 고딕">
+          <w:rFonts w:ascii="맑은 고딕" w:hAnsi="맑은 고딕" w:eastAsia="맑은 고딕"/>
+          <w:b/>
+          <w:color w:val="1E3A8A"/>
+          <w:sz w:val="24"/>
+        </w:rPr>
+        <w:t>2. 아티스트 정보</w:t>
+      </w:r>
+    </w:p>
+    <w:p>
+      <w:pPr>
+        <w:spacing w:line="324" w:lineRule="auto" w:after="80"/>
+      </w:pPr>
+      <w:r>
+        <w:rPr w:rFonts="맑은 고딕">
+          <w:rFonts w:ascii="맑은 고딕" w:hAnsi="맑은 고딕" w:eastAsia="맑은 고딕"/>
+          <w:b w:val="0"/>
+          <w:color w:val="6B7280"/>
+          <w:sz w:val="21"/>
+        </w:rPr>
+        <w:t xml:space="preserve">· </w:t>
+      </w:r>
+      <w:r>
+        <w:rPr w:rFonts="맑은 고딕">
+          <w:rFonts w:ascii="맑은 고딕" w:hAnsi="맑은 고딕" w:eastAsia="맑은 고딕"/>
+          <w:b/>
+          <w:color w:val="1F2937"/>
+          <w:sz w:val="21"/>
+        </w:rPr>
+        <w:t xml:space="preserve">국적: </w:t>
+      </w:r>
+      <w:r>
+        <w:rPr w:rFonts="맑은 고딕">
+          <w:rFonts w:ascii="맑은 고딕" w:hAnsi="맑은 고딕" w:eastAsia="맑은 고딕"/>
+          <w:b w:val="0"/>
+          <w:sz w:val="21"/>
+        </w:rPr>
+        <w:t>프랑스 (France)</w:t>
+      </w:r>
+    </w:p>
+    <w:p>
+      <w:pPr>
+        <w:spacing w:line="324" w:lineRule="auto" w:after="80"/>
+      </w:pPr>
+      <w:r>
+        <w:rPr w:rFonts="맑은 고딕">
+          <w:rFonts w:ascii="맑은 고딕" w:hAnsi="맑은 고딕" w:eastAsia="맑은 고딕"/>
+          <w:b w:val="0"/>
+          <w:color w:val="6B7280"/>
+          <w:sz w:val="21"/>
+        </w:rPr>
+        <w:t xml:space="preserve">· </w:t>
+      </w:r>
+      <w:r>
+        <w:rPr w:rFonts="맑은 고딕">
+          <w:rFonts w:ascii="맑은 고딕" w:hAnsi="맑은 고딕" w:eastAsia="맑은 고딕"/>
+          <w:b/>
+          <w:color w:val="1F2937"/>
+          <w:sz w:val="21"/>
+        </w:rPr>
+        <w:t xml:space="preserve">생몰년도: </w:t>
+      </w:r>
+      <w:r>
+        <w:rPr w:rFonts="맑은 고딕">
+          <w:rFonts w:ascii="맑은 고딕" w:hAnsi="맑은 고딕" w:eastAsia="맑은 고딕"/>
+          <w:b w:val="0"/>
+          <w:sz w:val="21"/>
+        </w:rPr>
+        <w:t>1925년 3월 4일 ~ 2006년 11월 3일</w:t>
+      </w:r>
+    </w:p>
+    <w:p>
+      <w:pPr>
+        <w:spacing w:line="324" w:lineRule="auto" w:after="80"/>
+      </w:pPr>
+      <w:r>
+        <w:rPr w:rFonts="맑은 고딕">
+          <w:rFonts w:ascii="맑은 고딕" w:hAnsi="맑은 고딕" w:eastAsia="맑은 고딕"/>
+          <w:b w:val="0"/>
+          <w:color w:val="6B7280"/>
+          <w:sz w:val="21"/>
+        </w:rPr>
+        <w:t xml:space="preserve">· </w:t>
+      </w:r>
+      <w:r>
+        <w:rPr w:rFonts="맑은 고딕">
+          <w:rFonts w:ascii="맑은 고딕" w:hAnsi="맑은 고딕" w:eastAsia="맑은 고딕"/>
+          <w:b/>
+          <w:color w:val="1F2937"/>
+          <w:sz w:val="21"/>
+        </w:rPr>
+        <w:t xml:space="preserve">그룹 소속: </w:t>
+      </w:r>
+      <w:r>
+        <w:rPr w:rFonts="맑은 고딕">
+          <w:rFonts w:ascii="맑은 고딕" w:hAnsi="맑은 고딕" w:eastAsia="맑은 고딕"/>
+          <w:b w:val="0"/>
+          <w:sz w:val="21"/>
+        </w:rPr>
+        <w:t>폴 모리아 그랜드 오케스트라 (Paul Mauriat Grand Orchestra, 리더 및 지휘자)</w:t>
+      </w:r>
+    </w:p>
+    <w:p>
+      <w:pPr>
+        <w:spacing w:line="324" w:lineRule="auto" w:after="80"/>
+      </w:pPr>
+      <w:r>
+        <w:rPr w:rFonts="맑은 고딕">
+          <w:rFonts w:ascii="맑은 고딕" w:hAnsi="맑은 고딕" w:eastAsia="맑은 고딕"/>
+          <w:b w:val="0"/>
+          <w:color w:val="6B7280"/>
+          <w:sz w:val="21"/>
+        </w:rPr>
+        <w:t xml:space="preserve">· </w:t>
+      </w:r>
+      <w:r>
+        <w:rPr w:rFonts="맑은 고딕">
+          <w:rFonts w:ascii="맑은 고딕" w:hAnsi="맑은 고딕" w:eastAsia="맑은 고딕"/>
+          <w:b/>
+          <w:color w:val="1F2937"/>
+          <w:sz w:val="21"/>
+        </w:rPr>
+        <w:t xml:space="preserve">아티스트 소개: </w:t>
+      </w:r>
+      <w:r>
+        <w:rPr w:rFonts="맑은 고딕">
+          <w:rFonts w:ascii="맑은 고딕" w:hAnsi="맑은 고딕" w:eastAsia="맑은 고딕"/>
+          <w:b w:val="0"/>
+          <w:sz w:val="21"/>
+        </w:rPr>
+        <w:t>폴 모리아는 정통 클래식의 엄격한 음악적 기틀 위에 샹송의 낭만과 현대 팝 음악의 비트를 절묘하게 결합하여 '이지리스닝의 황제'로 군림한 전설적인 지휘자이자 작·편곡가입니다. 1968년 'Love is Blue'로 프랑스 아티스트 최초로 미국 빌보드 핫 100 차트 1위에 오르며 전 세계적인 신드롬을 일으켰고, 하프시코드와 화려한 스트링 사운드를 시그니처로 삼아 20세기 관현악 팝의 새로운 지평을 열었습니다.</w:t>
+      </w:r>
+    </w:p>
+    <w:p>
+      <w:pPr>
+        <w:spacing w:line="324" w:lineRule="auto" w:before="200" w:after="80"/>
+      </w:pPr>
+      <w:r>
+        <w:rPr w:rFonts="맑은 고딕">
+          <w:rFonts w:ascii="맑은 고딕" w:hAnsi="맑은 고딕" w:eastAsia="맑은 고딕"/>
+          <w:b/>
+          <w:color w:val="1E3A8A"/>
+          <w:sz w:val="24"/>
+        </w:rPr>
+        <w:t>3. 음반 상세 분석</w:t>
+      </w:r>
+    </w:p>
+    <w:p>
+      <w:pPr>
+        <w:spacing w:line="324" w:lineRule="auto" w:after="80"/>
+      </w:pPr>
+      <w:r>
+        <w:rPr w:rFonts="맑은 고딕">
+          <w:rFonts w:ascii="맑은 고딕" w:hAnsi="맑은 고딕" w:eastAsia="맑은 고딕"/>
+          <w:b w:val="0"/>
+          <w:color w:val="6B7280"/>
+          <w:sz w:val="21"/>
+        </w:rPr>
+        <w:t xml:space="preserve">· </w:t>
+      </w:r>
+      <w:r>
+        <w:rPr w:rFonts="맑은 고딕">
+          <w:rFonts w:ascii="맑은 고딕" w:hAnsi="맑은 고딕" w:eastAsia="맑은 고딕"/>
+          <w:b/>
+          <w:color w:val="1F2937"/>
+          <w:sz w:val="21"/>
+        </w:rPr>
+        <w:t xml:space="preserve">역사적 위치: </w:t>
+      </w:r>
+      <w:r>
+        <w:rPr w:rFonts="맑은 고딕">
+          <w:rFonts w:ascii="맑은 고딕" w:hAnsi="맑은 고딕" w:eastAsia="맑은 고딕"/>
+          <w:b w:val="0"/>
+          <w:sz w:val="21"/>
+        </w:rPr>
+        <w:t>원초적인 열정과 한(恨)의 정서가 서려 있는 리듬 앤 블루스를 티 없이 맑고 투명한 오케스트레이션으로 승화시킨 수작입니다. 장르 간의 경계를 과감히 허물고 대중음악의 원초적 에너지를 우아한 실내악적 품격으로 재구성해 낸 폴 모리아의 천재적인 편곡 미학이 집대성되어 있습니다.</w:t>
+      </w:r>
+    </w:p>
+    <w:p>
+      <w:pPr>
+        <w:spacing w:line="324" w:lineRule="auto" w:after="80"/>
+      </w:pPr>
+      <w:r>
+        <w:rPr w:rFonts="맑은 고딕">
+          <w:rFonts w:ascii="맑은 고딕" w:hAnsi="맑은 고딕" w:eastAsia="맑은 고딕"/>
+          <w:b w:val="0"/>
+          <w:color w:val="6B7280"/>
+          <w:sz w:val="21"/>
+        </w:rPr>
+        <w:t xml:space="preserve">· </w:t>
+      </w:r>
+      <w:r>
+        <w:rPr w:rFonts="맑은 고딕">
+          <w:rFonts w:ascii="맑은 고딕" w:hAnsi="맑은 고딕" w:eastAsia="맑은 고딕"/>
+          <w:b/>
+          <w:color w:val="1F2937"/>
+          <w:sz w:val="21"/>
+        </w:rPr>
+        <w:t xml:space="preserve">시대의 흔적(스토리텔링): </w:t>
+      </w:r>
+      <w:r>
+        <w:rPr w:rFonts="맑은 고딕">
+          <w:rFonts w:ascii="맑은 고딕" w:hAnsi="맑은 고딕" w:eastAsia="맑은 고딕"/>
+          <w:b w:val="0"/>
+          <w:sz w:val="21"/>
+        </w:rPr>
+        <w:t>1970년대 라디오의 황금기를 수놓았던 시그널 음악의 정취와, 당시 음악다방과 감상실에서 낭만을 호흡하던 청춘들의 노스탤지어가 고스란히 담겨 있습니다. 격동과 변화의 시대 속에서 폴 모리아가 전해준 서정적이고 안온한 선율은 그 시절 메마른 가슴을 어루만져 주었던 따스한 위로의 공기 그 자체였습니다.</w:t>
+      </w:r>
+    </w:p>
+    <w:p>
+      <w:pPr>
+        <w:spacing w:line="324" w:lineRule="auto" w:before="200" w:after="80"/>
+      </w:pPr>
+      <w:r>
+        <w:rPr w:rFonts="맑은 고딕">
+          <w:rFonts w:ascii="맑은 고딕" w:hAnsi="맑은 고딕" w:eastAsia="맑은 고딕"/>
+          <w:b/>
+          <w:color w:val="1E3A8A"/>
+          <w:sz w:val="24"/>
+        </w:rPr>
+        <w:t>4. 주요 수록곡 및 감상 제언</w:t>
+      </w:r>
+    </w:p>
+    <w:p>
+      <w:pPr>
+        <w:spacing w:line="324" w:lineRule="auto" w:after="80"/>
+      </w:pPr>
+      <w:r>
+        <w:rPr w:rFonts="맑은 고딕">
+          <w:rFonts w:ascii="맑은 고딕" w:hAnsi="맑은 고딕" w:eastAsia="맑은 고딕"/>
+          <w:b w:val="0"/>
+          <w:color w:val="6B7280"/>
+          <w:sz w:val="21"/>
+        </w:rPr>
+        <w:t xml:space="preserve">· </w:t>
+      </w:r>
+      <w:r>
+        <w:rPr w:rFonts="맑은 고딕">
+          <w:rFonts w:ascii="맑은 고딕" w:hAnsi="맑은 고딕" w:eastAsia="맑은 고딕"/>
+          <w:b/>
+          <w:color w:val="1F2937"/>
+          <w:sz w:val="21"/>
+        </w:rPr>
+        <w:t xml:space="preserve">주요 수록곡 특징: </w:t>
+      </w:r>
+      <w:r>
+        <w:rPr w:rFonts="맑은 고딕">
+          <w:rFonts w:ascii="맑은 고딕" w:hAnsi="맑은 고딕" w:eastAsia="맑은 고딕"/>
+          <w:b w:val="0"/>
+          <w:sz w:val="21"/>
+        </w:rPr>
+        <w:t>블루스와 소울 특유의 짙은 호소력을 품은 멜로디들이 폴 모리아의 화려한 바이올린 군과 감각적인 브라스, 그리고 낭만적인 건반 터치를 통해 새롭게 피어납니다. 원곡의 끈적한 그루브를 잃지 않으면서도 프렌치 팝의 경쾌함과 서정적인 우수를 동시에 전달하는 탁월한 변주가 전 곡에 걸쳐 탄성을 자아냅니다.</w:t>
+      </w:r>
+    </w:p>
+    <w:p>
+      <w:pPr>
+        <w:spacing w:line="324" w:lineRule="auto" w:after="80"/>
+      </w:pPr>
+      <w:r>
+        <w:rPr w:rFonts="맑은 고딕">
+          <w:rFonts w:ascii="맑은 고딕" w:hAnsi="맑은 고딕" w:eastAsia="맑은 고딕"/>
+          <w:b w:val="0"/>
+          <w:color w:val="6B7280"/>
+          <w:sz w:val="21"/>
+        </w:rPr>
+        <w:t xml:space="preserve">· </w:t>
+      </w:r>
+      <w:r>
+        <w:rPr w:rFonts="맑은 고딕">
+          <w:rFonts w:ascii="맑은 고딕" w:hAnsi="맑은 고딕" w:eastAsia="맑은 고딕"/>
+          <w:b/>
+          <w:color w:val="1F2937"/>
+          <w:sz w:val="21"/>
+        </w:rPr>
+        <w:t xml:space="preserve">빈티지 감상 제언: </w:t>
+      </w:r>
+      <w:r>
+        <w:rPr w:rFonts="맑은 고딕">
+          <w:rFonts w:ascii="맑은 고딕" w:hAnsi="맑은 고딕" w:eastAsia="맑은 고딕"/>
+          <w:b w:val="0"/>
+          <w:sz w:val="21"/>
+        </w:rPr>
+        <w:t>진공관 앰프의 부드러운 온기와 턴테이블의 정교한 카트리지를 통해 재생될 때, LP 소리골에 새겨진 현악기의 풍성한 배음과 아날로그적인 저역의 울림이 극대화됩니다. 디지털 음원에서는 느낄 수 없는 공간감과 질감이 살아나 마치 눈앞에서 폴 모리아 오케스트라가 연주하는 듯한 생생한 입체감을 선사합니다.</w:t>
+      </w:r>
+    </w:p>
+    <w:p>
+      <w:pPr>
+        <w:spacing w:line="324" w:lineRule="auto" w:after="80"/>
+      </w:pPr>
+      <w:r>
+        <w:rPr w:rFonts="맑은 고딕">
+          <w:rFonts w:ascii="맑은 고딕" w:hAnsi="맑은 고딕" w:eastAsia="맑은 고딕"/>
+          <w:b w:val="0"/>
+          <w:color w:val="6B7280"/>
+          <w:sz w:val="21"/>
+        </w:rPr>
+        <w:t xml:space="preserve">· </w:t>
+      </w:r>
+      <w:r>
+        <w:rPr w:rFonts="맑은 고딕">
+          <w:rFonts w:ascii="맑은 고딕" w:hAnsi="맑은 고딕" w:eastAsia="맑은 고딕"/>
+          <w:b/>
+          <w:color w:val="1F2937"/>
+          <w:sz w:val="21"/>
+        </w:rPr>
+        <w:t xml:space="preserve">소장 가치: </w:t>
+      </w:r>
+      <w:r>
+        <w:rPr w:rFonts="맑은 고딕">
+          <w:rFonts w:ascii="맑은 고딕" w:hAnsi="맑은 고딕" w:eastAsia="맑은 고딕"/>
+          <w:b w:val="0"/>
+          <w:sz w:val="21"/>
+        </w:rPr>
+        <w:t>폴 모리아의 방대한 음반 목록 중에서도 블루스라는 묵직한 음악적 테마를 가장 세련된 프렌치 터치로 다듬어낸 독창적인 앨범으로, 바이닐의 온기와 서정미를 동시에 탐미하고자 하는 오디오파일과 LP 컬렉터에게 대체 불가능한 소장 가치를 지닙니다.</w:t>
+      </w:r>
+    </w:p>
+    <w:p>
+      <w:pPr>
+        <w:spacing w:line="324" w:lineRule="auto" w:after="120" w:before="160"/>
+      </w:pPr>
+      <w:r>
+        <w:rPr w:rFonts="맑은 고딕">
+          <w:rFonts w:ascii="맑은 고딕" w:hAnsi="맑은 고딕" w:eastAsia="맑은 고딕"/>
+          <w:b/>
+          <w:color w:val="4338CA"/>
+          <w:sz w:val="21"/>
+        </w:rPr>
+        <w:t>이 음반을 통해 세월이 흘러도 변치 않는 프렌치 오케스트라의 낭만과 블루스의 영혼이 전해주는 감동을 다시 한번 경험해 보시는 것은 어떨까요?</w:t>
       </w:r>
     </w:p>
     <w:sectPr>
       <w:pgSz w:w="12240" w:h="15840"/>
-      <w:pgMar w:top="1440" w:right="1440" w:bottom="1440" w:left="1440" w:header="720" w:footer="720" w:gutter="0"/>
+      <w:pgMar w:top="1152" w:right="1296" w:bottom="1152" w:left="1296" w:header="720" w:footer="720" w:gutter="0"/>
       <w:cols w:space="720"/>
       <w:docGrid w:linePitch="360"/>
     </w:sectPr>

--- a/word_reports/LP_0271_위치_495_Paul Mauriat_The Wonderfu.docx
+++ b/word_reports/LP_0271_위치_495_Paul Mauriat_The Wonderfu.docx
@@ -32,7 +32,7 @@
     </w:p>
     <w:p>
       <w:pPr>
-        <w:spacing w:line="324" w:lineRule="auto" w:before="80" w:after="160"/>
+        <w:spacing w:line="324" w:lineRule="auto" w:before="80" w:after="120"/>
       </w:pPr>
       <w:r>
         <w:rPr w:rFonts="맑은 고딕">
@@ -42,13 +42,6 @@
           <w:sz w:val="22"/>
         </w:rPr>
         <w:t xml:space="preserve">[음반 소개] </w:t>
-      </w:r>
-      <w:r>
-        <w:rPr w:rFonts="맑은 고딕">
-          <w:rFonts w:ascii="맑은 고딕" w:hAnsi="맑은 고딕" w:eastAsia="맑은 고딕"/>
-          <w:b w:val="0"/>
-          <w:sz w:val="21"/>
-        </w:rPr>
       </w:r>
     </w:p>
     <w:p>
@@ -61,7 +54,33 @@
           <w:b w:val="0"/>
           <w:sz w:val="21"/>
         </w:rPr>
-        <w:t>폴 모리아의 유려한 프렌치 오케스트레이션이 흑인 음악 특유의 짙은 서정과 블루스의 영혼을 만났을 때 탄생한 매혹적인 명반입니다. 이지리스닝의 거장이 빚어낸 눈부신 현악 선율과 감각적인 리듬의 배합은 거칠고 깊은 블루스의 음영을 더없이 우아하고 세련된 빛으로 정제해 냅니다. 시대를 초월하여 사랑받는 멜로디의 결을 따라 흐르는 낭만과 그루브는 듣는 이의 마음을 단숨에 사로잡으며 아련한 감정의 파동을 일으킵니다. 대중음악의 다채로운 스펙트럼을 격조 높은 관현악의 언어로 번안해 낸 이 음반은 반세기가 흐른 오늘날에도 찬연한 음악적 축복으로 다가옵니다.</w:t>
+        <w:t>20세기 대중음악의 지평에서 프랑스가 낳은 불세출의 마에스트로 폴 모리아(Paul Mauriat)의 이름은 그 자체로 하나의 찬란한 미학적 장르였습니다. 샹송의 우아함과 클래식의 엄격한 화성학, 그리고 당대 팝 음악의 진보적인 리듬을 탁월하게 융합해 낸 그는, 1960년대 후반 미국 대륙을 뒤흔들던 흑인 음악의 깊은 영혼—즉 리듬 앤 블루스(R&amp;B)와 소울의 정수를 자신만의 프렌치 오케스트라 사운드로 흡수하는 과감한 예술적 모험을 단행했습니다. 그렇게 탄생한 본작 [The Wonderful World of 'N' Blues]는 거친 흙탕물 속에서 피어난 블루스의 애잔한 울림을 눈부시게 반짝이는 지중해의 실크 스카프로 감싸 안은 듯한, 이지리스닝 오케스트레이션 역사상 가장 이채롭고 매혹적인 걸작입니다.</w:t>
+      </w:r>
+    </w:p>
+    <w:p>
+      <w:pPr>
+        <w:spacing w:line="324" w:lineRule="auto" w:after="120"/>
+      </w:pPr>
+      <w:r>
+        <w:rPr w:rFonts="맑은 고딕">
+          <w:rFonts w:ascii="맑은 고딕" w:hAnsi="맑은 고딕" w:eastAsia="맑은 고딕"/>
+          <w:b w:val="0"/>
+          <w:sz w:val="21"/>
+        </w:rPr>
+        <w:t>폴 모리아가 이 음반을 통해 전하고자 했던 예술적 철학은 '장르와 언어의 경계를 초월한 보편적 서정의 승화'였습니다. 당시 미국 대중음악계를 지배하던 모타운 사운드와 리듬 앤 블루스의 거친 생명력, 내면 깊은 곳에서 터져 나오는 한(恨)과 열정의 선율을 그는 결코 모방에 그치지 않고 완벽한 실내악적 격조로 번안해 냈습니다. 거장의 손길 아래에서 투박한 블루스 노트는 영롱한 하프시코드와 유려하게 물결치는 스트링 앙상블로 거듭났으며, 감각적인 금관악기와 낭만적인 목관악기의 배치는 대중음악이 도달할 수 있는 가장 우아하고 세련된 형태의 교향악적 품격을 획득하게 되었습니다.</w:t>
+      </w:r>
+    </w:p>
+    <w:p>
+      <w:pPr>
+        <w:spacing w:line="324" w:lineRule="auto" w:after="120"/>
+      </w:pPr>
+      <w:r>
+        <w:rPr w:rFonts="맑은 고딕">
+          <w:rFonts w:ascii="맑은 고딕" w:hAnsi="맑은 고딕" w:eastAsia="맑은 고딕"/>
+          <w:b w:val="0"/>
+          <w:sz w:val="21"/>
+        </w:rPr>
+        <w:t>반세기가 지난 오늘날, 턴테이블의 회전 속에서 흘러나오는 이 음반의 음악들은 여전히 바래지 않는 은막의 노스탤지어를 선사합니다. 차가운 디지털 음원으로는 결코 포착할 수 없는 마이크로포닉 음향 공간의 깊이, 현악기 활과 줄이 마찰하며 뿜어내는 온기, 그리고 곡의 이면에 배어 있는 은근한 애수는 분주한 현대인의 메마른 감성을 포근하게 어루만집니다. 이 음반은 단순한 경음악 모음집을 넘어, 이국적 정취를 동경하던 시대의 낭만과 거장의 원숙한 예술혼이 응축된 영원한 아날로그 오디오파일의 유산입니다.</w:t>
       </w:r>
     </w:p>
     <w:p>
@@ -168,7 +187,7 @@
           <w:b w:val="0"/>
           <w:sz w:val="21"/>
         </w:rPr>
-        <w:t>1960년대 후반에서 70년대 초반, 세계적인 음반사 필립스(Philips)를 통해 발매된 음반으로, 전통적인 리듬 앤 블루스와 소울 음악의 정수를 폴 모리아 특유의 섬세한 프렌치 팝 관현악 스타일로 재해석하여 선보인 기념비적 기획반입니다.</w:t>
+        <w:t>1960년대 후반에서 1970년대 초, 프랑스 필립스(Philips) 레이블을 필두로 글로벌 발매된 기획 명반으로, 미국 흑인 음악의 위대한 유산인 리듬 앤 블루스 및 소울 명곡들을 폴 모리아 특유의 프랑스식 심포닉 팝으로 재해석한 기념비적 음반.</w:t>
       </w:r>
     </w:p>
     <w:p>
@@ -199,7 +218,7 @@
           <w:b w:val="0"/>
           <w:sz w:val="21"/>
         </w:rPr>
-        <w:t>발매 직후 유럽 전역과 일본, 한국을 위시한 아시아 시장에서 폭발적인 반향을 일으켰으며, 이지리스닝 연주 음반으로서는 이례적으로 장기간 베스트셀러 자리를 지키며 골드 디스크를 기록하는 등 상업적으로도 눈부신 성공을 거두었습니다.</w:t>
+        <w:t>프랑스 본토는 물론, 일본 오리콘 LP 차트 상위권 진입과 국내 음악다방 및 라디오 시그널 송을 장악하며 전 세계적으로 수십만 장 이상의 판매고를 올린 베스트셀러 음반.</w:t>
       </w:r>
     </w:p>
     <w:p>
@@ -230,7 +249,7 @@
           <w:b w:val="0"/>
           <w:sz w:val="21"/>
         </w:rPr>
-        <w:t>프랑스 음반 아카데미의 예술적 찬사를 비롯하여 세계 유수의 음반 협회로부터 다수의 플래티넘 및 골드 레코드 인증을 받으며, 대중성과 음악성을 완벽히 겸비한 정상의 오케스트라 사운드로 공인받았습니다.</w:t>
+        <w:t>프랑스 최고 권위의 음반상인 'Grand Prix du Disque' 수상에 빛나는 거장의 음악적 명성을 확고히 입증하며, 세계 평단으로부터 크로스오버 편곡의 교과서라는 격찬을 받음.</w:t>
       </w:r>
     </w:p>
     <w:p>
@@ -337,7 +356,7 @@
           <w:b w:val="0"/>
           <w:sz w:val="21"/>
         </w:rPr>
-        <w:t>폴 모리아 그랜드 오케스트라 (Paul Mauriat Grand Orchestra, 리더 및 지휘자)</w:t>
+        <w:t>솔로 (폴 모리아 그랜드 오케스트라 / Paul Mauriat Grand Orchestra 지휘자)</w:t>
       </w:r>
     </w:p>
     <w:p>
@@ -368,7 +387,7 @@
           <w:b w:val="0"/>
           <w:sz w:val="21"/>
         </w:rPr>
-        <w:t>폴 모리아는 정통 클래식의 엄격한 음악적 기틀 위에 샹송의 낭만과 현대 팝 음악의 비트를 절묘하게 결합하여 '이지리스닝의 황제'로 군림한 전설적인 지휘자이자 작·편곡가입니다. 1968년 'Love is Blue'로 프랑스 아티스트 최초로 미국 빌보드 핫 100 차트 1위에 오르며 전 세계적인 신드롬을 일으켰고, 하프시코드와 화려한 스트링 사운드를 시그니처로 삼아 20세기 관현악 팝의 새로운 지평을 열었습니다.</w:t>
+        <w:t>20세기 이지리스닝과 팝 오케스트라의 황금기를 개척한 프랑스 음악계의 거목입니다. 1968년 'Love Is Blue'로 전 세계 차트를 석권하며 팝 오케스트라 음악의 위상을 예술적 반열에 올려놓았으며, 클래식의 정교함과 현대 팝의 감각을 절묘하게 조화시킨 불멸의 멜로디 메이커입니다.</w:t>
       </w:r>
     </w:p>
     <w:p>
@@ -413,7 +432,7 @@
           <w:b w:val="0"/>
           <w:sz w:val="21"/>
         </w:rPr>
-        <w:t>원초적인 열정과 한(恨)의 정서가 서려 있는 리듬 앤 블루스를 티 없이 맑고 투명한 오케스트레이션으로 승화시킨 수작입니다. 장르 간의 경계를 과감히 허물고 대중음악의 원초적 에너지를 우아한 실내악적 품격으로 재구성해 낸 폴 모리아의 천재적인 편곡 미학이 집대성되어 있습니다.</w:t>
+        <w:t>거칠고 폭발적인 흑인 영혼의 음악인 블루스를 유럽 정통 클래식 오케스트레이션과 감미로운 샹송의 감수성으로 승화시킨 기념비적 크로스오버 음반입니다. 팝과 클래식 애호가 모두를 매료시키며 무그 신시사이저와 일렉트릭 베이스, 그리고 대규모 현악군의 완벽한 균형미를 보여주는 음향학적 성취를 거두었습니다.</w:t>
       </w:r>
     </w:p>
     <w:p>
@@ -444,7 +463,7 @@
           <w:b w:val="0"/>
           <w:sz w:val="21"/>
         </w:rPr>
-        <w:t>1970년대 라디오의 황금기를 수놓았던 시그널 음악의 정취와, 당시 음악다방과 감상실에서 낭만을 호흡하던 청춘들의 노스탤지어가 고스란히 담겨 있습니다. 격동과 변화의 시대 속에서 폴 모리아가 전해준 서정적이고 안온한 선율은 그 시절 메마른 가슴을 어루만져 주었던 따스한 위로의 공기 그 자체였습니다.</w:t>
+        <w:t>1970년대 대한민국 청춘들의 문화적 아지트였던 음악다방과 심야 라디오 방송의 공기를 수놓았던 감성의 실체입니다. 당시 서구 팝 음악을 세련된 감각으로 향유하고자 했던 당대 젊은이들에게 이 음반에 담긴 서정적이면서도 낭만적인 사운드는 도시적 세련미의 상징이자 아련한 그리움의 송가였습니다.</w:t>
       </w:r>
     </w:p>
     <w:p>
@@ -489,7 +508,7 @@
           <w:b w:val="0"/>
           <w:sz w:val="21"/>
         </w:rPr>
-        <w:t>블루스와 소울 특유의 짙은 호소력을 품은 멜로디들이 폴 모리아의 화려한 바이올린 군과 감각적인 브라스, 그리고 낭만적인 건반 터치를 통해 새롭게 피어납니다. 원곡의 끈적한 그루브를 잃지 않으면서도 프렌치 팝의 경쾌함과 서정적인 우수를 동시에 전달하는 탁월한 변주가 전 곡에 걸쳐 탄성을 자아냅니다.</w:t>
+        <w:t>소울풀한 명곡들의 뼈대 위에 얹힌 폴 모리아 특유의 찬란한 바이올린 섹션과 맑고 청아한 피아노, 부드럽게 감싸는 브라스의 질감이 돋보입니다. 블루스 특유의 묵직한 베이스 라인과 리듬감 넘치는 드럼 비트 위로 프랑스 특유의 감미롭고 애수 어린 멜로디 라인이 비단결처럼 유려하게 펼쳐집니다.</w:t>
       </w:r>
     </w:p>
     <w:p>
@@ -520,7 +539,7 @@
           <w:b w:val="0"/>
           <w:sz w:val="21"/>
         </w:rPr>
-        <w:t>진공관 앰프의 부드러운 온기와 턴테이블의 정교한 카트리지를 통해 재생될 때, LP 소리골에 새겨진 현악기의 풍성한 배음과 아날로그적인 저역의 울림이 극대화됩니다. 디지털 음원에서는 느낄 수 없는 공간감과 질감이 살아나 마치 눈앞에서 폴 모리아 오케스트라가 연주하는 듯한 생생한 입체감을 선사합니다.</w:t>
+        <w:t>진공관 앰프 특유의 두터운 중음역 배음과 부드러운 돔 트위터 스피커 매칭을 추천합니다. 바늘이 소리골을 타고 내려앉을 때 형성되는 공기의 밀도감과, 대편성 현악기가 좌우로 폭넓게 펼쳐지는 입체적 사운드스테이지의 온기를 온몸으로 음미할 수 있습니다.</w:t>
       </w:r>
     </w:p>
     <w:p>
@@ -551,7 +570,7 @@
           <w:b w:val="0"/>
           <w:sz w:val="21"/>
         </w:rPr>
-        <w:t>폴 모리아의 방대한 음반 목록 중에서도 블루스라는 묵직한 음악적 테마를 가장 세련된 프렌치 터치로 다듬어낸 독창적인 앨범으로, 바이닐의 온기와 서정미를 동시에 탐미하고자 하는 오디오파일과 LP 컬렉터에게 대체 불가능한 소장 가치를 지닙니다.</w:t>
+        <w:t>필립스 오리지널 마스터링의 탁월한 공간감과 황금기 폴 모리아 사운드의 정수가 집약된 컬렉터스 아이템입니다. 단순한 팝 컴필레이션이 아닌, 프렌치 오케스트라 사운드가 이룩한 가장 화려하고 깊이 있는 장르 실험의 산물로서 아날로그 바이닐 애호가라면 반드시 서재의 한 켠을 비워두어야 할 필청반입니다.</w:t>
       </w:r>
     </w:p>
     <w:p>
@@ -565,7 +584,7 @@
           <w:color w:val="4338CA"/>
           <w:sz w:val="21"/>
         </w:rPr>
-        <w:t>이 음반을 통해 세월이 흘러도 변치 않는 프렌치 오케스트라의 낭만과 블루스의 영혼이 전해주는 감동을 다시 한번 경험해 보시는 것은 어떨까요?</w:t>
+        <w:t>이 음반을 통해 프렌치 오케스트레이션의 거장이 블루스의 깊은 영혼에 바친 눈부신 헌사와 아날로그 바이닐만이 전해주는 감동을 다시 한번 경험해 보시는 것은 어떨까요?</w:t>
       </w:r>
     </w:p>
     <w:sectPr>
